--- a/docs/launch-kit/mobile-validation-test-plan.docx
+++ b/docs/launch-kit/mobile-validation-test-plan.docx
@@ -577,16 +577,22 @@
         <w:t xml:space="preserve"> </w:t>
       </w:r>
       <w:r>
-        <w:t xml:space="preserve">/</w:t>
-      </w:r>
-      <w:r>
-        <w:t xml:space="preserve"> </w:t>
-      </w:r>
-      <w:r>
-        <w:rPr>
-          <w:rStyle w:val="VerbatimChar"/>
-        </w:rPr>
-        <w:t xml:space="preserve">POCClinic2026!</w:t>
+        <w:t xml:space="preserve">/ the password in</w:t>
+      </w:r>
+      <w:r>
+        <w:t xml:space="preserve"> </w:t>
+      </w:r>
+      <w:r>
+        <w:rPr>
+          <w:rStyle w:val="VerbatimChar"/>
+        </w:rPr>
+        <w:t xml:space="preserve">POC_CLINIC_ADMIN_PASSWORD</w:t>
+      </w:r>
+      <w:r>
+        <w:t xml:space="preserve"> </w:t>
+      </w:r>
+      <w:r>
+        <w:t xml:space="preserve">(set in your local env)</w:t>
       </w:r>
     </w:p>
     <w:p>
@@ -1685,19 +1691,22 @@
         <w:t xml:space="preserve"> </w:t>
       </w:r>
       <w:r>
-        <w:t xml:space="preserve">/</w:t>
-      </w:r>
-      <w:r>
-        <w:t xml:space="preserve"> </w:t>
-      </w:r>
-      <w:r>
-        <w:rPr>
-          <w:rStyle w:val="VerbatimChar"/>
-        </w:rPr>
-        <w:t xml:space="preserve">POCClinic2026!</w:t>
-      </w:r>
-      <w:r>
-        <w:t xml:space="preserve">.</w:t>
+        <w:t xml:space="preserve">/ the password in</w:t>
+      </w:r>
+      <w:r>
+        <w:t xml:space="preserve"> </w:t>
+      </w:r>
+      <w:r>
+        <w:rPr>
+          <w:rStyle w:val="VerbatimChar"/>
+        </w:rPr>
+        <w:t xml:space="preserve">POC_CLINIC_ADMIN_PASSWORD</w:t>
+      </w:r>
+      <w:r>
+        <w:t xml:space="preserve"> </w:t>
+      </w:r>
+      <w:r>
+        <w:t xml:space="preserve">(set in your local env).</w:t>
       </w:r>
     </w:p>
     <w:p>
@@ -2074,19 +2083,22 @@
         <w:t xml:space="preserve"> </w:t>
       </w:r>
       <w:r>
-        <w:t xml:space="preserve">/</w:t>
-      </w:r>
-      <w:r>
-        <w:t xml:space="preserve"> </w:t>
-      </w:r>
-      <w:r>
-        <w:rPr>
-          <w:rStyle w:val="VerbatimChar"/>
-        </w:rPr>
-        <w:t xml:space="preserve">POCAdmin2026!</w:t>
-      </w:r>
-      <w:r>
-        <w:t xml:space="preserve">.</w:t>
+        <w:t xml:space="preserve">/ the password in</w:t>
+      </w:r>
+      <w:r>
+        <w:t xml:space="preserve"> </w:t>
+      </w:r>
+      <w:r>
+        <w:rPr>
+          <w:rStyle w:val="VerbatimChar"/>
+        </w:rPr>
+        <w:t xml:space="preserve">POC_OPS_PASSWORD</w:t>
+      </w:r>
+      <w:r>
+        <w:t xml:space="preserve"> </w:t>
+      </w:r>
+      <w:r>
+        <w:t xml:space="preserve">(set in your local env).</w:t>
       </w:r>
     </w:p>
     <w:p>
